--- a/Development/API Documentation.docx
+++ b/Development/API Documentation.docx
@@ -42,6 +42,7 @@
         <w:t>: https://</w:t>
       </w:r>
     </w:p>
+    <w:p/>
     <w:p>
       <w:pPr>
         <w:pStyle w:val="ListParagraph"/>
@@ -290,7 +291,7 @@
         <w:ind w:left="1440" w:hanging="360"/>
       </w:pPr>
     </w:lvl>
-    <w:lvl w:ilvl="2" w:tplc="0409001B" w:tentative="1">
+    <w:lvl w:ilvl="2" w:tplc="0409001B">
       <w:start w:val="1"/>
       <w:numFmt w:val="lowerRoman"/>
       <w:lvlText w:val="%3."/>
